--- a/doc_framework_V3.docx
+++ b/doc_framework_V3.docx
@@ -3342,7 +3342,6 @@
         <w:t xml:space="preserve"> Observar que os processos são assíncronos. Isso significa dizer que acontecem de forma independente.</w:t>
       </w:r>
     </w:p>
-    <w:p/>
     <w:p>
       <w:pPr>
         <w:jc w:val="center"/>
@@ -3388,15 +3387,15 @@
     <w:p/>
     <w:p>
       <w:r>
+        <w:t>Fluxo dos dados assíncronos</w:t>
+      </w:r>
+      <w:r>
+        <w:t>.</w:t>
+      </w:r>
+    </w:p>
+    <w:p>
+      <w:r>
         <w:lastRenderedPageBreak/>
-        <w:t>Fluxo dos dados assíncronos</w:t>
-      </w:r>
-      <w:r>
-        <w:t>.</w:t>
-      </w:r>
-    </w:p>
-    <w:p>
-      <w:r>
         <w:t>1 – Cliente tem um botão</w:t>
       </w:r>
       <w:r>
@@ -3550,7 +3549,21 @@
         <w:t xml:space="preserve"> – Python </w:t>
       </w:r>
       <w:r>
-        <w:t>implementa o Nível 3 e Nível 2. Isso é chamado de</w:t>
+        <w:t xml:space="preserve">implementa o Nível 3 e Nível </w:t>
+      </w:r>
+      <w:proofErr w:type="gramStart"/>
+      <w:r>
+        <w:t>2</w:t>
+      </w:r>
+      <w:r>
+        <w:t xml:space="preserve"> pacote</w:t>
+      </w:r>
+      <w:proofErr w:type="gramEnd"/>
+      <w:r>
+        <w:t xml:space="preserve"> de DL</w:t>
+      </w:r>
+      <w:r>
+        <w:t>. Isso é chamado de</w:t>
       </w:r>
       <w:r>
         <w:t xml:space="preserve"> Borda lê o arquivo </w:t>
